--- a/lesson-plan/worksheet_九宮格學習單.docx
+++ b/lesson-plan/worksheet_九宮格學習單.docx
@@ -367,8 +367,8 @@
       </w:tblGrid>
       <w:tr>
         <w:trPr>
-          <w:trHeight w:val="2948"/>
-          <w:trHeight w:val="1872000" w:hRule="atLeast"/>
+          <w:trHeight w:val="2381"/>
+          <w:trHeight w:val="1512000" w:hRule="atLeast"/>
           <w:cantSplit/>
         </w:trPr>
         <w:tc>
@@ -433,7 +433,7 @@
           </w:p>
           <w:p>
             <w:pPr>
-              <w:spacing w:after="200"/>
+              <w:spacing w:after="160"/>
               <w:pBdr>
                 <w:bottom w:val="single" w:sz="4" w:space="1" w:color="C9D3DC"/>
               </w:pBdr>
@@ -441,15 +441,7 @@
           </w:p>
           <w:p>
             <w:pPr>
-              <w:spacing w:after="200"/>
-              <w:pBdr>
-                <w:bottom w:val="single" w:sz="4" w:space="1" w:color="C9D3DC"/>
-              </w:pBdr>
-            </w:pPr>
-          </w:p>
-          <w:p>
-            <w:pPr>
-              <w:spacing w:after="200"/>
+              <w:spacing w:after="160"/>
               <w:pBdr>
                 <w:bottom w:val="single" w:sz="4" w:space="1" w:color="C9D3DC"/>
               </w:pBdr>
@@ -518,7 +510,7 @@
           </w:p>
           <w:p>
             <w:pPr>
-              <w:spacing w:after="200"/>
+              <w:spacing w:after="160"/>
               <w:pBdr>
                 <w:bottom w:val="single" w:sz="4" w:space="1" w:color="C9D3DC"/>
               </w:pBdr>
@@ -526,15 +518,7 @@
           </w:p>
           <w:p>
             <w:pPr>
-              <w:spacing w:after="200"/>
-              <w:pBdr>
-                <w:bottom w:val="single" w:sz="4" w:space="1" w:color="C9D3DC"/>
-              </w:pBdr>
-            </w:pPr>
-          </w:p>
-          <w:p>
-            <w:pPr>
-              <w:spacing w:after="200"/>
+              <w:spacing w:after="160"/>
               <w:pBdr>
                 <w:bottom w:val="single" w:sz="4" w:space="1" w:color="C9D3DC"/>
               </w:pBdr>
@@ -603,7 +587,7 @@
           </w:p>
           <w:p>
             <w:pPr>
-              <w:spacing w:after="200"/>
+              <w:spacing w:after="160"/>
               <w:pBdr>
                 <w:bottom w:val="single" w:sz="4" w:space="1" w:color="C9D3DC"/>
               </w:pBdr>
@@ -611,15 +595,7 @@
           </w:p>
           <w:p>
             <w:pPr>
-              <w:spacing w:after="200"/>
-              <w:pBdr>
-                <w:bottom w:val="single" w:sz="4" w:space="1" w:color="C9D3DC"/>
-              </w:pBdr>
-            </w:pPr>
-          </w:p>
-          <w:p>
-            <w:pPr>
-              <w:spacing w:after="200"/>
+              <w:spacing w:after="160"/>
               <w:pBdr>
                 <w:bottom w:val="single" w:sz="4" w:space="1" w:color="C9D3DC"/>
               </w:pBdr>
@@ -629,8 +605,8 @@
       </w:tr>
       <w:tr>
         <w:trPr>
-          <w:trHeight w:val="2948"/>
-          <w:trHeight w:val="1872000" w:hRule="atLeast"/>
+          <w:trHeight w:val="2381"/>
+          <w:trHeight w:val="1512000" w:hRule="atLeast"/>
           <w:cantSplit/>
         </w:trPr>
         <w:tc>
@@ -695,7 +671,7 @@
           </w:p>
           <w:p>
             <w:pPr>
-              <w:spacing w:after="200"/>
+              <w:spacing w:after="160"/>
               <w:pBdr>
                 <w:bottom w:val="single" w:sz="4" w:space="1" w:color="C9D3DC"/>
               </w:pBdr>
@@ -703,15 +679,7 @@
           </w:p>
           <w:p>
             <w:pPr>
-              <w:spacing w:after="200"/>
-              <w:pBdr>
-                <w:bottom w:val="single" w:sz="4" w:space="1" w:color="C9D3DC"/>
-              </w:pBdr>
-            </w:pPr>
-          </w:p>
-          <w:p>
-            <w:pPr>
-              <w:spacing w:after="200"/>
+              <w:spacing w:after="160"/>
               <w:pBdr>
                 <w:bottom w:val="single" w:sz="4" w:space="1" w:color="C9D3DC"/>
               </w:pBdr>
@@ -780,7 +748,7 @@
           </w:p>
           <w:p>
             <w:pPr>
-              <w:spacing w:after="200"/>
+              <w:spacing w:after="160"/>
               <w:pBdr>
                 <w:bottom w:val="single" w:sz="4" w:space="1" w:color="C9D3DC"/>
               </w:pBdr>
@@ -788,15 +756,7 @@
           </w:p>
           <w:p>
             <w:pPr>
-              <w:spacing w:after="200"/>
-              <w:pBdr>
-                <w:bottom w:val="single" w:sz="4" w:space="1" w:color="C9D3DC"/>
-              </w:pBdr>
-            </w:pPr>
-          </w:p>
-          <w:p>
-            <w:pPr>
-              <w:spacing w:after="200"/>
+              <w:spacing w:after="160"/>
               <w:pBdr>
                 <w:bottom w:val="single" w:sz="4" w:space="1" w:color="C9D3DC"/>
               </w:pBdr>
@@ -865,7 +825,7 @@
           </w:p>
           <w:p>
             <w:pPr>
-              <w:spacing w:after="200"/>
+              <w:spacing w:after="160"/>
               <w:pBdr>
                 <w:bottom w:val="single" w:sz="4" w:space="1" w:color="C9D3DC"/>
               </w:pBdr>
@@ -873,15 +833,7 @@
           </w:p>
           <w:p>
             <w:pPr>
-              <w:spacing w:after="200"/>
-              <w:pBdr>
-                <w:bottom w:val="single" w:sz="4" w:space="1" w:color="C9D3DC"/>
-              </w:pBdr>
-            </w:pPr>
-          </w:p>
-          <w:p>
-            <w:pPr>
-              <w:spacing w:after="200"/>
+              <w:spacing w:after="160"/>
               <w:pBdr>
                 <w:bottom w:val="single" w:sz="4" w:space="1" w:color="C9D3DC"/>
               </w:pBdr>
@@ -891,8 +843,8 @@
       </w:tr>
       <w:tr>
         <w:trPr>
-          <w:trHeight w:val="2948"/>
-          <w:trHeight w:val="1872000" w:hRule="atLeast"/>
+          <w:trHeight w:val="2381"/>
+          <w:trHeight w:val="1512000" w:hRule="atLeast"/>
           <w:cantSplit/>
         </w:trPr>
         <w:tc>
@@ -957,7 +909,7 @@
           </w:p>
           <w:p>
             <w:pPr>
-              <w:spacing w:after="200"/>
+              <w:spacing w:after="160"/>
               <w:pBdr>
                 <w:bottom w:val="single" w:sz="4" w:space="1" w:color="C9D3DC"/>
               </w:pBdr>
@@ -965,15 +917,7 @@
           </w:p>
           <w:p>
             <w:pPr>
-              <w:spacing w:after="200"/>
-              <w:pBdr>
-                <w:bottom w:val="single" w:sz="4" w:space="1" w:color="C9D3DC"/>
-              </w:pBdr>
-            </w:pPr>
-          </w:p>
-          <w:p>
-            <w:pPr>
-              <w:spacing w:after="200"/>
+              <w:spacing w:after="160"/>
               <w:pBdr>
                 <w:bottom w:val="single" w:sz="4" w:space="1" w:color="C9D3DC"/>
               </w:pBdr>
@@ -1042,7 +986,7 @@
           </w:p>
           <w:p>
             <w:pPr>
-              <w:spacing w:after="200"/>
+              <w:spacing w:after="160"/>
               <w:pBdr>
                 <w:bottom w:val="single" w:sz="4" w:space="1" w:color="C9D3DC"/>
               </w:pBdr>
@@ -1050,15 +994,7 @@
           </w:p>
           <w:p>
             <w:pPr>
-              <w:spacing w:after="200"/>
-              <w:pBdr>
-                <w:bottom w:val="single" w:sz="4" w:space="1" w:color="C9D3DC"/>
-              </w:pBdr>
-            </w:pPr>
-          </w:p>
-          <w:p>
-            <w:pPr>
-              <w:spacing w:after="200"/>
+              <w:spacing w:after="160"/>
               <w:pBdr>
                 <w:bottom w:val="single" w:sz="4" w:space="1" w:color="C9D3DC"/>
               </w:pBdr>
@@ -1127,7 +1063,7 @@
           </w:p>
           <w:p>
             <w:pPr>
-              <w:spacing w:after="200"/>
+              <w:spacing w:after="160"/>
               <w:pBdr>
                 <w:bottom w:val="single" w:sz="4" w:space="1" w:color="C9D3DC"/>
               </w:pBdr>
@@ -1135,15 +1071,7 @@
           </w:p>
           <w:p>
             <w:pPr>
-              <w:spacing w:after="200"/>
-              <w:pBdr>
-                <w:bottom w:val="single" w:sz="4" w:space="1" w:color="C9D3DC"/>
-              </w:pBdr>
-            </w:pPr>
-          </w:p>
-          <w:p>
-            <w:pPr>
-              <w:spacing w:after="200"/>
+              <w:spacing w:after="160"/>
               <w:pBdr>
                 <w:bottom w:val="single" w:sz="4" w:space="1" w:color="C9D3DC"/>
               </w:pBdr>

--- a/lesson-plan/worksheet_九宮格學習單.docx
+++ b/lesson-plan/worksheet_九宮格學習單.docx
@@ -26,9 +26,9 @@
       <w:r>
         <w:rPr>
           <w:rFonts w:ascii="微軟正黑體" w:hAnsi="微軟正黑體" w:eastAsia="微軟正黑體"/>
-          <w:b w:val="0"/>
+          <w:b/>
           <w:i w:val="0"/>
-          <w:color w:val="6B7A8A"/>
+          <w:color w:val="D95A3C"/>
           <w:sz w:val="22"/>
         </w:rPr>
         <w:t>數學教材教法・第一堂課</w:t>
@@ -119,7 +119,7 @@
                 <w:rFonts w:ascii="微軟正黑體" w:hAnsi="微軟正黑體" w:eastAsia="微軟正黑體"/>
                 <w:b w:val="0"/>
                 <w:i/>
-                <w:color w:val="6B7A8A"/>
+                <w:color w:val="3D7769"/>
                 <w:sz w:val="18"/>
               </w:rPr>
             </w:r>
@@ -161,7 +161,7 @@
                 <w:rFonts w:ascii="微軟正黑體" w:hAnsi="微軟正黑體" w:eastAsia="微軟正黑體"/>
                 <w:b w:val="0"/>
                 <w:i/>
-                <w:color w:val="6B7A8A"/>
+                <w:color w:val="3D7769"/>
                 <w:sz w:val="18"/>
               </w:rPr>
             </w:r>
@@ -210,7 +210,7 @@
                 <w:rFonts w:ascii="微軟正黑體" w:hAnsi="微軟正黑體" w:eastAsia="微軟正黑體"/>
                 <w:b w:val="0"/>
                 <w:i/>
-                <w:color w:val="6B7A8A"/>
+                <w:color w:val="3D7769"/>
                 <w:sz w:val="18"/>
               </w:rPr>
               <w:t>（科目／單元）</w:t>
@@ -253,7 +253,7 @@
                 <w:rFonts w:ascii="微軟正黑體" w:hAnsi="微軟正黑體" w:eastAsia="微軟正黑體"/>
                 <w:b w:val="0"/>
                 <w:i/>
-                <w:color w:val="6B7A8A"/>
+                <w:color w:val="3D7769"/>
                 <w:sz w:val="18"/>
               </w:rPr>
               <w:t>（年級／人數）</w:t>
@@ -303,7 +303,7 @@
                 <w:rFonts w:ascii="微軟正黑體" w:hAnsi="微軟正黑體" w:eastAsia="微軟正黑體"/>
                 <w:b w:val="0"/>
                 <w:i/>
-                <w:color w:val="6B7A8A"/>
+                <w:color w:val="3D7769"/>
                 <w:sz w:val="18"/>
               </w:rPr>
             </w:r>
@@ -345,7 +345,7 @@
                 <w:rFonts w:ascii="微軟正黑體" w:hAnsi="微軟正黑體" w:eastAsia="微軟正黑體"/>
                 <w:b w:val="0"/>
                 <w:i/>
-                <w:color w:val="6B7A8A"/>
+                <w:color w:val="3D7769"/>
                 <w:sz w:val="18"/>
               </w:rPr>
             </w:r>
@@ -387,7 +387,7 @@
                 <w:rFonts w:ascii="微軟正黑體" w:hAnsi="微軟正黑體" w:eastAsia="微軟正黑體"/>
                 <w:b/>
                 <w:i w:val="0"/>
-                <w:color w:val="1F3A5F"/>
+                <w:color w:val="D95A3C"/>
                 <w:sz w:val="26"/>
               </w:rPr>
               <w:t>1　基本資料</w:t>
@@ -402,7 +402,7 @@
                 <w:rFonts w:ascii="微軟正黑體" w:hAnsi="微軟正黑體" w:eastAsia="微軟正黑體"/>
                 <w:b w:val="0"/>
                 <w:i/>
-                <w:color w:val="6B7A8A"/>
+                <w:color w:val="D95A3C"/>
                 <w:sz w:val="17"/>
               </w:rPr>
               <w:t>簡單定義（提示：在哪裡、對誰、多久）：</w:t>
@@ -425,7 +425,7 @@
                 <w:rFonts w:ascii="微軟正黑體" w:hAnsi="微軟正黑體" w:eastAsia="微軟正黑體"/>
                 <w:b w:val="0"/>
                 <w:i/>
-                <w:color w:val="6B7A8A"/>
+                <w:color w:val="D95A3C"/>
                 <w:sz w:val="17"/>
               </w:rPr>
               <w:t>這堂課的內容：</w:t>
@@ -464,7 +464,7 @@
                 <w:rFonts w:ascii="微軟正黑體" w:hAnsi="微軟正黑體" w:eastAsia="微軟正黑體"/>
                 <w:b/>
                 <w:i w:val="0"/>
-                <w:color w:val="1F3A5F"/>
+                <w:color w:val="3D7769"/>
                 <w:sz w:val="26"/>
               </w:rPr>
               <w:t>2　教材分析</w:t>
@@ -479,7 +479,7 @@
                 <w:rFonts w:ascii="微軟正黑體" w:hAnsi="微軟正黑體" w:eastAsia="微軟正黑體"/>
                 <w:b w:val="0"/>
                 <w:i/>
-                <w:color w:val="6B7A8A"/>
+                <w:color w:val="3D7769"/>
                 <w:sz w:val="17"/>
               </w:rPr>
               <w:t>簡單定義（提示：站在課程脈絡的哪個位置、先備知識是什麼）：</w:t>
@@ -502,7 +502,7 @@
                 <w:rFonts w:ascii="微軟正黑體" w:hAnsi="微軟正黑體" w:eastAsia="微軟正黑體"/>
                 <w:b w:val="0"/>
                 <w:i/>
-                <w:color w:val="6B7A8A"/>
+                <w:color w:val="3D7769"/>
                 <w:sz w:val="17"/>
               </w:rPr>
               <w:t>這堂課的內容：</w:t>
@@ -541,7 +541,7 @@
                 <w:rFonts w:ascii="微軟正黑體" w:hAnsi="微軟正黑體" w:eastAsia="微軟正黑體"/>
                 <w:b/>
                 <w:i w:val="0"/>
-                <w:color w:val="1F3A5F"/>
+                <w:color w:val="8B5FA3"/>
                 <w:sz w:val="26"/>
               </w:rPr>
               <w:t>3　教學目標</w:t>
@@ -556,7 +556,7 @@
                 <w:rFonts w:ascii="微軟正黑體" w:hAnsi="微軟正黑體" w:eastAsia="微軟正黑體"/>
                 <w:b w:val="0"/>
                 <w:i/>
-                <w:color w:val="6B7A8A"/>
+                <w:color w:val="8B5FA3"/>
                 <w:sz w:val="17"/>
               </w:rPr>
               <w:t>簡單定義（提示：這堂課想讓人學會的具體行為）：</w:t>
@@ -579,7 +579,7 @@
                 <w:rFonts w:ascii="微軟正黑體" w:hAnsi="微軟正黑體" w:eastAsia="微軟正黑體"/>
                 <w:b w:val="0"/>
                 <w:i/>
-                <w:color w:val="6B7A8A"/>
+                <w:color w:val="8B5FA3"/>
                 <w:sz w:val="17"/>
               </w:rPr>
               <w:t>這堂課的內容：</w:t>
@@ -625,7 +625,7 @@
                 <w:rFonts w:ascii="微軟正黑體" w:hAnsi="微軟正黑體" w:eastAsia="微軟正黑體"/>
                 <w:b/>
                 <w:i w:val="0"/>
-                <w:color w:val="1F3A5F"/>
+                <w:color w:val="D95A3C"/>
                 <w:sz w:val="26"/>
               </w:rPr>
               <w:t>4　教學方法</w:t>
@@ -640,7 +640,7 @@
                 <w:rFonts w:ascii="微軟正黑體" w:hAnsi="微軟正黑體" w:eastAsia="微軟正黑體"/>
                 <w:b w:val="0"/>
                 <w:i/>
-                <w:color w:val="6B7A8A"/>
+                <w:color w:val="D95A3C"/>
                 <w:sz w:val="17"/>
               </w:rPr>
               <w:t>簡單定義（提示：老師用什麼方式教（講述／討論／操作……））：</w:t>
@@ -663,7 +663,7 @@
                 <w:rFonts w:ascii="微軟正黑體" w:hAnsi="微軟正黑體" w:eastAsia="微軟正黑體"/>
                 <w:b w:val="0"/>
                 <w:i/>
-                <w:color w:val="6B7A8A"/>
+                <w:color w:val="D95A3C"/>
                 <w:sz w:val="17"/>
               </w:rPr>
               <w:t>這堂課的內容：</w:t>
@@ -702,7 +702,7 @@
                 <w:rFonts w:ascii="微軟正黑體" w:hAnsi="微軟正黑體" w:eastAsia="微軟正黑體"/>
                 <w:b/>
                 <w:i w:val="0"/>
-                <w:color w:val="1F3A5F"/>
+                <w:color w:val="3D7769"/>
                 <w:sz w:val="26"/>
               </w:rPr>
               <w:t>5　教學資源</w:t>
@@ -717,7 +717,7 @@
                 <w:rFonts w:ascii="微軟正黑體" w:hAnsi="微軟正黑體" w:eastAsia="微軟正黑體"/>
                 <w:b w:val="0"/>
                 <w:i/>
-                <w:color w:val="6B7A8A"/>
+                <w:color w:val="3D7769"/>
                 <w:sz w:val="17"/>
               </w:rPr>
               <w:t>簡單定義（提示：用了哪些教具、教材、媒體）：</w:t>
@@ -740,7 +740,7 @@
                 <w:rFonts w:ascii="微軟正黑體" w:hAnsi="微軟正黑體" w:eastAsia="微軟正黑體"/>
                 <w:b w:val="0"/>
                 <w:i/>
-                <w:color w:val="6B7A8A"/>
+                <w:color w:val="3D7769"/>
                 <w:sz w:val="17"/>
               </w:rPr>
               <w:t>這堂課的內容：</w:t>
@@ -779,7 +779,7 @@
                 <w:rFonts w:ascii="微軟正黑體" w:hAnsi="微軟正黑體" w:eastAsia="微軟正黑體"/>
                 <w:b/>
                 <w:i w:val="0"/>
-                <w:color w:val="1F3A5F"/>
+                <w:color w:val="8B5FA3"/>
                 <w:sz w:val="26"/>
               </w:rPr>
               <w:t>6　教學流程</w:t>
@@ -794,7 +794,7 @@
                 <w:rFonts w:ascii="微軟正黑體" w:hAnsi="微軟正黑體" w:eastAsia="微軟正黑體"/>
                 <w:b w:val="0"/>
                 <w:i/>
-                <w:color w:val="6B7A8A"/>
+                <w:color w:val="8B5FA3"/>
                 <w:sz w:val="17"/>
               </w:rPr>
               <w:t>簡單定義（提示：時間怎麼被分配（準備／發展／總結））：</w:t>
@@ -817,7 +817,7 @@
                 <w:rFonts w:ascii="微軟正黑體" w:hAnsi="微軟正黑體" w:eastAsia="微軟正黑體"/>
                 <w:b w:val="0"/>
                 <w:i/>
-                <w:color w:val="6B7A8A"/>
+                <w:color w:val="8B5FA3"/>
                 <w:sz w:val="17"/>
               </w:rPr>
               <w:t>這堂課的內容：</w:t>
@@ -863,7 +863,7 @@
                 <w:rFonts w:ascii="微軟正黑體" w:hAnsi="微軟正黑體" w:eastAsia="微軟正黑體"/>
                 <w:b/>
                 <w:i w:val="0"/>
-                <w:color w:val="1F3A5F"/>
+                <w:color w:val="D95A3C"/>
                 <w:sz w:val="26"/>
               </w:rPr>
               <w:t>7　學習評量</w:t>
@@ -878,7 +878,7 @@
                 <w:rFonts w:ascii="微軟正黑體" w:hAnsi="微軟正黑體" w:eastAsia="微軟正黑體"/>
                 <w:b w:val="0"/>
                 <w:i/>
-                <w:color w:val="6B7A8A"/>
+                <w:color w:val="D95A3C"/>
                 <w:sz w:val="17"/>
               </w:rPr>
               <w:t>簡單定義（提示：老師怎麼知道學生學會了沒）：</w:t>
@@ -901,7 +901,7 @@
                 <w:rFonts w:ascii="微軟正黑體" w:hAnsi="微軟正黑體" w:eastAsia="微軟正黑體"/>
                 <w:b w:val="0"/>
                 <w:i/>
-                <w:color w:val="6B7A8A"/>
+                <w:color w:val="D95A3C"/>
                 <w:sz w:val="17"/>
               </w:rPr>
               <w:t>這堂課的內容：</w:t>
@@ -940,7 +940,7 @@
                 <w:rFonts w:ascii="微軟正黑體" w:hAnsi="微軟正黑體" w:eastAsia="微軟正黑體"/>
                 <w:b/>
                 <w:i w:val="0"/>
-                <w:color w:val="1F3A5F"/>
+                <w:color w:val="3D7769"/>
                 <w:sz w:val="26"/>
               </w:rPr>
               <w:t>8　板書設計</w:t>
@@ -955,7 +955,7 @@
                 <w:rFonts w:ascii="微軟正黑體" w:hAnsi="微軟正黑體" w:eastAsia="微軟正黑體"/>
                 <w:b w:val="0"/>
                 <w:i/>
-                <w:color w:val="6B7A8A"/>
+                <w:color w:val="3D7769"/>
                 <w:sz w:val="17"/>
               </w:rPr>
               <w:t>簡單定義（提示：黑板或投影片內容怎麼安排）：</w:t>
@@ -978,7 +978,7 @@
                 <w:rFonts w:ascii="微軟正黑體" w:hAnsi="微軟正黑體" w:eastAsia="微軟正黑體"/>
                 <w:b w:val="0"/>
                 <w:i/>
-                <w:color w:val="6B7A8A"/>
+                <w:color w:val="3D7769"/>
                 <w:sz w:val="17"/>
               </w:rPr>
               <w:t>這堂課的內容：</w:t>
@@ -1017,7 +1017,7 @@
                 <w:rFonts w:ascii="微軟正黑體" w:hAnsi="微軟正黑體" w:eastAsia="微軟正黑體"/>
                 <w:b/>
                 <w:i w:val="0"/>
-                <w:color w:val="1F3A5F"/>
+                <w:color w:val="8B5FA3"/>
                 <w:sz w:val="26"/>
               </w:rPr>
               <w:t>9　教學省思</w:t>
@@ -1032,7 +1032,7 @@
                 <w:rFonts w:ascii="微軟正黑體" w:hAnsi="微軟正黑體" w:eastAsia="微軟正黑體"/>
                 <w:b w:val="0"/>
                 <w:i/>
-                <w:color w:val="6B7A8A"/>
+                <w:color w:val="8B5FA3"/>
                 <w:sz w:val="17"/>
               </w:rPr>
               <w:t>簡單定義（提示：如果要再教一次，會改哪裡）：</w:t>
@@ -1055,7 +1055,7 @@
                 <w:rFonts w:ascii="微軟正黑體" w:hAnsi="微軟正黑體" w:eastAsia="微軟正黑體"/>
                 <w:b w:val="0"/>
                 <w:i/>
-                <w:color w:val="6B7A8A"/>
+                <w:color w:val="8B5FA3"/>
                 <w:sz w:val="17"/>
               </w:rPr>
               <w:t>這堂課的內容：</w:t>
@@ -1094,7 +1094,7 @@
           <w:rFonts w:ascii="微軟正黑體" w:hAnsi="微軟正黑體" w:eastAsia="微軟正黑體"/>
           <w:b w:val="0"/>
           <w:i w:val="0"/>
-          <w:color w:val="6B7A8A"/>
+          <w:color w:val="8B5FA3"/>
           <w:sz w:val="18"/>
         </w:rPr>
         <w:t>數學教材教法課程用・對應教案設計單九個欄位・ycshu.github.io/108_Math_Curriculum</w:t>
